--- a/pr-preview/pr-373/exploratory-descriptive-handout-tracked-changes.docx
+++ b/pr-preview/pr-373/exploratory-descriptive-handout-tracked-changes.docx
@@ -16,7 +16,7 @@
       </w:pPr>
       <w:del w:id="1" w:author="PR Preview" w:date="2026-01-01T00:00:00Z">
         <w:r>
-          <w:delText xml:space="preserve">Last modified: 2026-10-19 01:42:24 (PDT)</w:delText>
+          <w:delText xml:space="preserve">Last modified: 2026-10-19 03:13:51 (PDT)</w:delText>
         </w:r>
       </w:del>
     </w:p>
@@ -26,7 +26,7 @@
       </w:pPr>
       <w:ins w:id="2" w:author="PR Preview" w:date="2026-01-01T00:00:00Z">
         <w:r>
-          <w:t xml:space="preserve">Last modified: 2026-10-19 02:32:24 (PDT)</w:t>
+          <w:t xml:space="preserve">Last modified: 2026-10-19 03:23:45 (PDT)</w:t>
         </w:r>
       </w:ins>
     </w:p>
@@ -21893,6 +21893,136 @@
     </w:tbl>
     <w:bookmarkEnd w:id="136"/>
     <w:bookmarkStart w:id="181" w:name="references"/>
+    <w:p>
+      <w:pPr>
+        <w:pStyle w:val="Heading2"/>
+      </w:pPr>
+      <w:del w:id="3" w:author="PR Preview" w:date="2026-01-01T00:00:00Z">
+        <w:r>
+          <w:delText xml:space="preserve">7 Further reading</w:delText>
+        </w:r>
+      </w:del>
+    </w:p>
+    <w:p>
+      <w:pPr>
+        <w:pStyle w:val="FirstParagraph"/>
+      </w:pPr>
+      <w:hyperlink r:id="rId9">
+        <w:del w:id="4" w:author="PR Preview" w:date="2026-01-01T00:00:00Z">
+          <w:r>
+            <w:rPr>
+              <w:rStyle w:val="Hyperlink"/>
+            </w:rPr>
+            <w:delText xml:space="preserve">Plotting a Binary Outcome</w:delText>
+          </w:r>
+        </w:del>
+      </w:hyperlink>
+      <w:del w:id="5" w:author="PR Preview" w:date="2026-01-01T00:00:00Z">
+        <w:r>
+          <w:delText xml:space="preserve"> </w:delText>
+        </w:r>
+      </w:del>
+      <w:del w:id="6" w:author="PR Preview" w:date="2026-01-01T00:00:00Z">
+        <w:r>
+          <w:delText xml:space="preserve">shows how to plot a 0/1 outcome against a</w:delText>
+        </w:r>
+      </w:del>
+      <w:del w:id="7" w:author="PR Preview" w:date="2026-01-01T00:00:00Z">
+        <w:r>
+          <w:delText xml:space="preserve"> </w:delText>
+        </w:r>
+      </w:del>
+      <w:hyperlink r:id="rId62">
+        <w:del w:id="8" w:author="PR Preview" w:date="2026-01-01T00:00:00Z">
+          <w:r>
+            <w:rPr>
+              <w:rStyle w:val="Hyperlink"/>
+            </w:rPr>
+            <w:delText xml:space="preserve">continuous</w:delText>
+          </w:r>
+        </w:del>
+      </w:hyperlink>
+      <w:del w:id="9" w:author="PR Preview" w:date="2026-01-01T00:00:00Z">
+        <w:r>
+          <w:delText xml:space="preserve"> </w:delText>
+        </w:r>
+      </w:del>
+      <w:del w:id="10" w:author="PR Preview" w:date="2026-01-01T00:00:00Z">
+        <w:r>
+          <w:delText xml:space="preserve">feature,</w:delText>
+        </w:r>
+      </w:del>
+      <w:del w:id="11" w:author="PR Preview" w:date="2026-01-01T00:00:00Z">
+        <w:r>
+          <w:delText xml:space="preserve"> </w:delText>
+        </w:r>
+      </w:del>
+      <w:del w:id="12" w:author="PR Preview" w:date="2026-01-01T00:00:00Z">
+        <w:r>
+          <w:delText xml:space="preserve">where</w:delText>
+        </w:r>
+      </w:del>
+      <w:del w:id="13" w:author="PR Preview" w:date="2026-01-01T00:00:00Z">
+        <w:r>
+          <w:delText xml:space="preserve"> </w:delText>
+        </w:r>
+      </w:del>
+      <w:hyperlink r:id="rId11">
+        <w:del w:id="14" w:author="PR Preview" w:date="2026-01-01T00:00:00Z">
+          <w:r>
+            <w:rPr>
+              <w:rStyle w:val="Hyperlink"/>
+            </w:rPr>
+            <w:delText xml:space="preserve">scatterplot</w:delText>
+          </w:r>
+        </w:del>
+      </w:hyperlink>
+      <w:del w:id="15" w:author="PR Preview" w:date="2026-01-01T00:00:00Z">
+        <w:r>
+          <w:delText xml:space="preserve"> </w:delText>
+        </w:r>
+      </w:del>
+      <w:del w:id="16" w:author="PR Preview" w:date="2026-01-01T00:00:00Z">
+        <w:r>
+          <w:delText xml:space="preserve">dots would pile into two stripes.</w:delText>
+        </w:r>
+      </w:del>
+      <w:del w:id="17" w:author="PR Preview" w:date="2026-01-01T00:00:00Z">
+        <w:r>
+          <w:delText xml:space="preserve"> </w:delText>
+        </w:r>
+      </w:del>
+      <w:del w:id="18" w:author="PR Preview" w:date="2026-01-01T00:00:00Z">
+        <w:r>
+          <w:delText xml:space="preserve">It draws a rug and two</w:delText>
+        </w:r>
+      </w:del>
+      <w:del w:id="19" w:author="PR Preview" w:date="2026-01-01T00:00:00Z">
+        <w:r>
+          <w:delText xml:space="preserve"> </w:delText>
+        </w:r>
+      </w:del>
+      <w:hyperlink r:id="rId12">
+        <w:del w:id="20" w:author="PR Preview" w:date="2026-01-01T00:00:00Z">
+          <w:r>
+            <w:rPr>
+              <w:rStyle w:val="Hyperlink"/>
+            </w:rPr>
+            <w:delText xml:space="preserve">histograms</w:delText>
+          </w:r>
+        </w:del>
+      </w:hyperlink>
+      <w:del w:id="21" w:author="PR Preview" w:date="2026-01-01T00:00:00Z">
+        <w:r>
+          <w:delText xml:space="preserve"> </w:delText>
+        </w:r>
+      </w:del>
+      <w:del w:id="22" w:author="PR Preview" w:date="2026-01-01T00:00:00Z">
+        <w:r>
+          <w:delText xml:space="preserve">of the WCGS data, in R and Python.</w:delText>
+        </w:r>
+      </w:del>
+    </w:p>
     <w:p>
       <w:pPr>
         <w:pStyle w:val="Heading2"/>

--- a/pr-preview/pr-373/exploratory-descriptive-handout-tracked-changes.docx
+++ b/pr-preview/pr-373/exploratory-descriptive-handout-tracked-changes.docx
@@ -16,7 +16,7 @@
       </w:pPr>
       <w:del w:id="1" w:author="PR Preview" w:date="2026-01-01T00:00:00Z">
         <w:r>
-          <w:delText xml:space="preserve">Last modified: 2026-10-19 03:13:51 (PDT)</w:delText>
+          <w:delText xml:space="preserve">Last modified: 2026-10-19 03:59:32 (PDT)</w:delText>
         </w:r>
       </w:del>
     </w:p>
@@ -26,7 +26,7 @@
       </w:pPr>
       <w:ins w:id="2" w:author="PR Preview" w:date="2026-01-01T00:00:00Z">
         <w:r>
-          <w:t xml:space="preserve">Last modified: 2026-10-19 03:23:45 (PDT)</w:t>
+          <w:t xml:space="preserve">Last modified: 2026-10-19 04:10:08 (PDT)</w:t>
         </w:r>
       </w:ins>
     </w:p>
@@ -21892,137 +21892,99 @@
       </w:tr>
     </w:tbl>
     <w:bookmarkEnd w:id="136"/>
-    <w:bookmarkStart w:id="181" w:name="references"/>
+    <w:bookmarkStart w:id="140" w:name="further-reading"/>
     <w:p>
       <w:pPr>
         <w:pStyle w:val="Heading2"/>
       </w:pPr>
-      <w:del w:id="3" w:author="PR Preview" w:date="2026-01-01T00:00:00Z">
-        <w:r>
-          <w:delText xml:space="preserve">7 Further reading</w:delText>
-        </w:r>
-      </w:del>
+      <w:r>
+        <w:t xml:space="preserve">7 Further reading</w:t>
+      </w:r>
     </w:p>
     <w:p>
       <w:pPr>
         <w:pStyle w:val="FirstParagraph"/>
       </w:pPr>
-      <w:hyperlink r:id="rId9">
-        <w:del w:id="4" w:author="PR Preview" w:date="2026-01-01T00:00:00Z">
-          <w:r>
-            <w:rPr>
-              <w:rStyle w:val="Hyperlink"/>
-            </w:rPr>
-            <w:delText xml:space="preserve">Plotting a Binary Outcome</w:delText>
-          </w:r>
-        </w:del>
+      <w:hyperlink r:id="rId137">
+        <w:r>
+          <w:rPr>
+            <w:rStyle w:val="Hyperlink"/>
+          </w:rPr>
+          <w:t xml:space="preserve">Plotting a Binary Outcome</w:t>
+        </w:r>
       </w:hyperlink>
-      <w:del w:id="5" w:author="PR Preview" w:date="2026-01-01T00:00:00Z">
+      <w:r>
+        <w:t xml:space="preserve"> </w:t>
+      </w:r>
+      <w:r>
+        <w:t xml:space="preserve">shows how to plot a 0/1 outcome against a</w:t>
+      </w:r>
+      <w:r>
+        <w:t xml:space="preserve"> </w:t>
+      </w:r>
+      <w:hyperlink r:id="rId62">
         <w:r>
-          <w:delText xml:space="preserve"> </w:delText>
+          <w:rPr>
+            <w:rStyle w:val="Hyperlink"/>
+          </w:rPr>
+          <w:t xml:space="preserve">continuous</w:t>
         </w:r>
-      </w:del>
-      <w:del w:id="6" w:author="PR Preview" w:date="2026-01-01T00:00:00Z">
+      </w:hyperlink>
+      <w:r>
+        <w:t xml:space="preserve"> </w:t>
+      </w:r>
+      <w:r>
+        <w:t xml:space="preserve">feature,</w:t>
+      </w:r>
+      <w:r>
+        <w:t xml:space="preserve"> </w:t>
+      </w:r>
+      <w:r>
+        <w:t xml:space="preserve">where</w:t>
+      </w:r>
+      <w:r>
+        <w:t xml:space="preserve"> </w:t>
+      </w:r>
+      <w:hyperlink r:id="rId138">
         <w:r>
-          <w:delText xml:space="preserve">shows how to plot a 0/1 outcome against a</w:delText>
+          <w:rPr>
+            <w:rStyle w:val="Hyperlink"/>
+          </w:rPr>
+          <w:t xml:space="preserve">scatterplot</w:t>
         </w:r>
-      </w:del>
-      <w:del w:id="7" w:author="PR Preview" w:date="2026-01-01T00:00:00Z">
+      </w:hyperlink>
+      <w:r>
+        <w:t xml:space="preserve"> </w:t>
+      </w:r>
+      <w:r>
+        <w:t xml:space="preserve">dots would pile into two stripes.</w:t>
+      </w:r>
+      <w:r>
+        <w:t xml:space="preserve"> </w:t>
+      </w:r>
+      <w:r>
+        <w:t xml:space="preserve">It draws a rug and two</w:t>
+      </w:r>
+      <w:r>
+        <w:t xml:space="preserve"> </w:t>
+      </w:r>
+      <w:hyperlink r:id="rId139">
         <w:r>
-          <w:delText xml:space="preserve"> </w:delText>
+          <w:rPr>
+            <w:rStyle w:val="Hyperlink"/>
+          </w:rPr>
+          <w:t xml:space="preserve">histograms</w:t>
         </w:r>
-      </w:del>
-      <w:hyperlink r:id="rId62">
-        <w:del w:id="8" w:author="PR Preview" w:date="2026-01-01T00:00:00Z">
-          <w:r>
-            <w:rPr>
-              <w:rStyle w:val="Hyperlink"/>
-            </w:rPr>
-            <w:delText xml:space="preserve">continuous</w:delText>
-          </w:r>
-        </w:del>
       </w:hyperlink>
-      <w:del w:id="9" w:author="PR Preview" w:date="2026-01-01T00:00:00Z">
-        <w:r>
-          <w:delText xml:space="preserve"> </w:delText>
-        </w:r>
-      </w:del>
-      <w:del w:id="10" w:author="PR Preview" w:date="2026-01-01T00:00:00Z">
-        <w:r>
-          <w:delText xml:space="preserve">feature,</w:delText>
-        </w:r>
-      </w:del>
-      <w:del w:id="11" w:author="PR Preview" w:date="2026-01-01T00:00:00Z">
-        <w:r>
-          <w:delText xml:space="preserve"> </w:delText>
-        </w:r>
-      </w:del>
-      <w:del w:id="12" w:author="PR Preview" w:date="2026-01-01T00:00:00Z">
-        <w:r>
-          <w:delText xml:space="preserve">where</w:delText>
-        </w:r>
-      </w:del>
-      <w:del w:id="13" w:author="PR Preview" w:date="2026-01-01T00:00:00Z">
-        <w:r>
-          <w:delText xml:space="preserve"> </w:delText>
-        </w:r>
-      </w:del>
-      <w:hyperlink r:id="rId11">
-        <w:del w:id="14" w:author="PR Preview" w:date="2026-01-01T00:00:00Z">
-          <w:r>
-            <w:rPr>
-              <w:rStyle w:val="Hyperlink"/>
-            </w:rPr>
-            <w:delText xml:space="preserve">scatterplot</w:delText>
-          </w:r>
-        </w:del>
-      </w:hyperlink>
-      <w:del w:id="15" w:author="PR Preview" w:date="2026-01-01T00:00:00Z">
-        <w:r>
-          <w:delText xml:space="preserve"> </w:delText>
-        </w:r>
-      </w:del>
-      <w:del w:id="16" w:author="PR Preview" w:date="2026-01-01T00:00:00Z">
-        <w:r>
-          <w:delText xml:space="preserve">dots would pile into two stripes.</w:delText>
-        </w:r>
-      </w:del>
-      <w:del w:id="17" w:author="PR Preview" w:date="2026-01-01T00:00:00Z">
-        <w:r>
-          <w:delText xml:space="preserve"> </w:delText>
-        </w:r>
-      </w:del>
-      <w:del w:id="18" w:author="PR Preview" w:date="2026-01-01T00:00:00Z">
-        <w:r>
-          <w:delText xml:space="preserve">It draws a rug and two</w:delText>
-        </w:r>
-      </w:del>
-      <w:del w:id="19" w:author="PR Preview" w:date="2026-01-01T00:00:00Z">
-        <w:r>
-          <w:delText xml:space="preserve"> </w:delText>
-        </w:r>
-      </w:del>
-      <w:hyperlink r:id="rId12">
-        <w:del w:id="20" w:author="PR Preview" w:date="2026-01-01T00:00:00Z">
-          <w:r>
-            <w:rPr>
-              <w:rStyle w:val="Hyperlink"/>
-            </w:rPr>
-            <w:delText xml:space="preserve">histograms</w:delText>
-          </w:r>
-        </w:del>
-      </w:hyperlink>
-      <w:del w:id="21" w:author="PR Preview" w:date="2026-01-01T00:00:00Z">
-        <w:r>
-          <w:delText xml:space="preserve"> </w:delText>
-        </w:r>
-      </w:del>
-      <w:del w:id="22" w:author="PR Preview" w:date="2026-01-01T00:00:00Z">
-        <w:r>
-          <w:delText xml:space="preserve">of the WCGS data, in R and Python.</w:delText>
-        </w:r>
-      </w:del>
+      <w:r>
+        <w:t xml:space="preserve"> </w:t>
+      </w:r>
+      <w:r>
+        <w:t xml:space="preserve">of the WCGS data, in R and Python.</w:t>
+      </w:r>
     </w:p>
+    <w:bookmarkEnd w:id="140"/>
+    <w:bookmarkStart w:id="185" w:name="references"/>
     <w:p>
       <w:pPr>
         <w:pStyle w:val="Heading2"/>
@@ -22031,8 +21993,8 @@
         <w:t xml:space="preserve">References</w:t>
       </w:r>
     </w:p>
-    <w:bookmarkStart w:id="180" w:name="refs"/>
-    <w:bookmarkStart w:id="138" w:name="ref-vittinghoff2e"/>
+    <w:bookmarkStart w:id="184" w:name="refs"/>
+    <w:bookmarkStart w:id="142" w:name="ref-vittinghoff2e"/>
     <w:p>
       <w:pPr>
         <w:pStyle w:val="Bibliography"/>
@@ -22065,7 +22027,7 @@
       <w:r>
         <w:t xml:space="preserve"> </w:t>
       </w:r>
-      <w:hyperlink r:id="rId137">
+      <w:hyperlink r:id="rId141">
         <w:r>
           <w:rPr>
             <w:rStyle w:val="Hyperlink"/>
@@ -22077,8 +22039,8 @@
         <w:t xml:space="preserve">.</w:t>
       </w:r>
     </w:p>
-    <w:bookmarkEnd w:id="138"/>
-    <w:bookmarkStart w:id="140" w:name="ref-rosenman1975coronary"/>
+    <w:bookmarkEnd w:id="142"/>
+    <w:bookmarkStart w:id="144" w:name="ref-rosenman1975coronary"/>
     <w:p>
       <w:pPr>
         <w:pStyle w:val="Bibliography"/>
@@ -22126,7 +22088,7 @@
       <w:r>
         <w:t xml:space="preserve"> </w:t>
       </w:r>
-      <w:hyperlink r:id="rId139">
+      <w:hyperlink r:id="rId143">
         <w:r>
           <w:rPr>
             <w:rStyle w:val="Hyperlink"/>
@@ -22138,8 +22100,8 @@
         <w:t xml:space="preserve">.</w:t>
       </w:r>
     </w:p>
-    <w:bookmarkEnd w:id="140"/>
-    <w:bookmarkStart w:id="142" w:name="ref-wikipedia_statistical_population"/>
+    <w:bookmarkEnd w:id="144"/>
+    <w:bookmarkStart w:id="146" w:name="ref-wikipedia_statistical_population"/>
     <w:p>
       <w:pPr>
         <w:pStyle w:val="Bibliography"/>
@@ -22186,7 +22148,7 @@
       <w:r>
         <w:t xml:space="preserve"> </w:t>
       </w:r>
-      <w:hyperlink r:id="rId141">
+      <w:hyperlink r:id="rId145">
         <w:r>
           <w:rPr>
             <w:rStyle w:val="Hyperlink"/>
@@ -22195,8 +22157,8 @@
         </w:r>
       </w:hyperlink>
     </w:p>
-    <w:bookmarkEnd w:id="142"/>
-    <w:bookmarkStart w:id="144" w:name="ref-wikipedia_simple_random_sample"/>
+    <w:bookmarkEnd w:id="146"/>
+    <w:bookmarkStart w:id="148" w:name="ref-wikipedia_simple_random_sample"/>
     <w:p>
       <w:pPr>
         <w:pStyle w:val="Bibliography"/>
@@ -22243,7 +22205,7 @@
       <w:r>
         <w:t xml:space="preserve"> </w:t>
       </w:r>
-      <w:hyperlink r:id="rId143">
+      <w:hyperlink r:id="rId147">
         <w:r>
           <w:rPr>
             <w:rStyle w:val="Hyperlink"/>
@@ -22252,8 +22214,8 @@
         </w:r>
       </w:hyperlink>
     </w:p>
-    <w:bookmarkEnd w:id="144"/>
-    <w:bookmarkStart w:id="146" w:name="ref-wikipedia_median"/>
+    <w:bookmarkEnd w:id="148"/>
+    <w:bookmarkStart w:id="150" w:name="ref-wikipedia_median"/>
     <w:p>
       <w:pPr>
         <w:pStyle w:val="Bibliography"/>
@@ -22300,7 +22262,7 @@
       <w:r>
         <w:t xml:space="preserve"> </w:t>
       </w:r>
-      <w:hyperlink r:id="rId145">
+      <w:hyperlink r:id="rId149">
         <w:r>
           <w:rPr>
             <w:rStyle w:val="Hyperlink"/>
@@ -22309,8 +22271,8 @@
         </w:r>
       </w:hyperlink>
     </w:p>
-    <w:bookmarkEnd w:id="146"/>
-    <w:bookmarkStart w:id="148" w:name="ref-wikipedia_variance"/>
+    <w:bookmarkEnd w:id="150"/>
+    <w:bookmarkStart w:id="152" w:name="ref-wikipedia_variance"/>
     <w:p>
       <w:pPr>
         <w:pStyle w:val="Bibliography"/>
@@ -22357,7 +22319,7 @@
       <w:r>
         <w:t xml:space="preserve"> </w:t>
       </w:r>
-      <w:hyperlink r:id="rId147">
+      <w:hyperlink r:id="rId151">
         <w:r>
           <w:rPr>
             <w:rStyle w:val="Hyperlink"/>
@@ -22366,8 +22328,8 @@
         </w:r>
       </w:hyperlink>
     </w:p>
-    <w:bookmarkEnd w:id="148"/>
-    <w:bookmarkStart w:id="150" w:name="ref-wikipedia_standard_deviation"/>
+    <w:bookmarkEnd w:id="152"/>
+    <w:bookmarkStart w:id="154" w:name="ref-wikipedia_standard_deviation"/>
     <w:p>
       <w:pPr>
         <w:pStyle w:val="Bibliography"/>
@@ -22414,7 +22376,7 @@
       <w:r>
         <w:t xml:space="preserve"> </w:t>
       </w:r>
-      <w:hyperlink r:id="rId149">
+      <w:hyperlink r:id="rId153">
         <w:r>
           <w:rPr>
             <w:rStyle w:val="Hyperlink"/>
@@ -22423,8 +22385,8 @@
         </w:r>
       </w:hyperlink>
     </w:p>
-    <w:bookmarkEnd w:id="150"/>
-    <w:bookmarkStart w:id="152" w:name="ref-wikipedia_quartile"/>
+    <w:bookmarkEnd w:id="154"/>
+    <w:bookmarkStart w:id="156" w:name="ref-wikipedia_quartile"/>
     <w:p>
       <w:pPr>
         <w:pStyle w:val="Bibliography"/>
@@ -22471,7 +22433,7 @@
       <w:r>
         <w:t xml:space="preserve"> </w:t>
       </w:r>
-      <w:hyperlink r:id="rId151">
+      <w:hyperlink r:id="rId155">
         <w:r>
           <w:rPr>
             <w:rStyle w:val="Hyperlink"/>
@@ -22480,8 +22442,8 @@
         </w:r>
       </w:hyperlink>
     </w:p>
-    <w:bookmarkEnd w:id="152"/>
-    <w:bookmarkStart w:id="154" w:name="ref-wikipedia_interquartile_range"/>
+    <w:bookmarkEnd w:id="156"/>
+    <w:bookmarkStart w:id="158" w:name="ref-wikipedia_interquartile_range"/>
     <w:p>
       <w:pPr>
         <w:pStyle w:val="Bibliography"/>
@@ -22528,7 +22490,7 @@
       <w:r>
         <w:t xml:space="preserve"> </w:t>
       </w:r>
-      <w:hyperlink r:id="rId153">
+      <w:hyperlink r:id="rId157">
         <w:r>
           <w:rPr>
             <w:rStyle w:val="Hyperlink"/>
@@ -22537,8 +22499,8 @@
         </w:r>
       </w:hyperlink>
     </w:p>
-    <w:bookmarkEnd w:id="154"/>
-    <w:bookmarkStart w:id="155" w:name="ref-hoggtanis2015"/>
+    <w:bookmarkEnd w:id="158"/>
+    <w:bookmarkStart w:id="159" w:name="ref-hoggtanis2015"/>
     <w:p>
       <w:pPr>
         <w:pStyle w:val="Bibliography"/>
@@ -22569,8 +22531,8 @@
         <w:t xml:space="preserve">, Tenth edition. Boston: Pearson, 2019.</w:t>
       </w:r>
     </w:p>
-    <w:bookmarkEnd w:id="155"/>
-    <w:bookmarkStart w:id="156" w:name="ref-rice2007mathematical"/>
+    <w:bookmarkEnd w:id="159"/>
+    <w:bookmarkStart w:id="160" w:name="ref-rice2007mathematical"/>
     <w:p>
       <w:pPr>
         <w:pStyle w:val="Bibliography"/>
@@ -22601,8 +22563,8 @@
         <w:t xml:space="preserve">, 3rd ed. Belmont, CA: Cengage Learning, 2007.</w:t>
       </w:r>
     </w:p>
-    <w:bookmarkEnd w:id="156"/>
-    <w:bookmarkStart w:id="158" w:name="ref-wikipedia_histogram"/>
+    <w:bookmarkEnd w:id="160"/>
+    <w:bookmarkStart w:id="162" w:name="ref-wikipedia_histogram"/>
     <w:p>
       <w:pPr>
         <w:pStyle w:val="Bibliography"/>
@@ -22649,7 +22611,7 @@
       <w:r>
         <w:t xml:space="preserve"> </w:t>
       </w:r>
-      <w:hyperlink r:id="rId157">
+      <w:hyperlink r:id="rId161">
         <w:r>
           <w:rPr>
             <w:rStyle w:val="Hyperlink"/>
@@ -22658,8 +22620,8 @@
         </w:r>
       </w:hyperlink>
     </w:p>
-    <w:bookmarkEnd w:id="158"/>
-    <w:bookmarkStart w:id="160" w:name="ref-wikipedia_kernel_density_estimation"/>
+    <w:bookmarkEnd w:id="162"/>
+    <w:bookmarkStart w:id="164" w:name="ref-wikipedia_kernel_density_estimation"/>
     <w:p>
       <w:pPr>
         <w:pStyle w:val="Bibliography"/>
@@ -22706,7 +22668,7 @@
       <w:r>
         <w:t xml:space="preserve"> </w:t>
       </w:r>
-      <w:hyperlink r:id="rId159">
+      <w:hyperlink r:id="rId163">
         <w:r>
           <w:rPr>
             <w:rStyle w:val="Hyperlink"/>
@@ -22715,8 +22677,8 @@
         </w:r>
       </w:hyperlink>
     </w:p>
-    <w:bookmarkEnd w:id="160"/>
-    <w:bookmarkStart w:id="162" w:name="ref-wikipedia_box_plot"/>
+    <w:bookmarkEnd w:id="164"/>
+    <w:bookmarkStart w:id="166" w:name="ref-wikipedia_box_plot"/>
     <w:p>
       <w:pPr>
         <w:pStyle w:val="Bibliography"/>
@@ -22763,7 +22725,7 @@
       <w:r>
         <w:t xml:space="preserve"> </w:t>
       </w:r>
-      <w:hyperlink r:id="rId161">
+      <w:hyperlink r:id="rId165">
         <w:r>
           <w:rPr>
             <w:rStyle w:val="Hyperlink"/>
@@ -22772,8 +22734,8 @@
         </w:r>
       </w:hyperlink>
     </w:p>
-    <w:bookmarkEnd w:id="162"/>
-    <w:bookmarkStart w:id="164" w:name="ref-wikipedia_bar_chart"/>
+    <w:bookmarkEnd w:id="166"/>
+    <w:bookmarkStart w:id="168" w:name="ref-wikipedia_bar_chart"/>
     <w:p>
       <w:pPr>
         <w:pStyle w:val="Bibliography"/>
@@ -22820,7 +22782,7 @@
       <w:r>
         <w:t xml:space="preserve"> </w:t>
       </w:r>
-      <w:hyperlink r:id="rId163">
+      <w:hyperlink r:id="rId167">
         <w:r>
           <w:rPr>
             <w:rStyle w:val="Hyperlink"/>
@@ -22829,8 +22791,8 @@
         </w:r>
       </w:hyperlink>
     </w:p>
-    <w:bookmarkEnd w:id="164"/>
-    <w:bookmarkStart w:id="166" w:name="ref-wikipedia_q_q_plot"/>
+    <w:bookmarkEnd w:id="168"/>
+    <w:bookmarkStart w:id="170" w:name="ref-wikipedia_q_q_plot"/>
     <w:p>
       <w:pPr>
         <w:pStyle w:val="Bibliography"/>
@@ -22877,7 +22839,7 @@
       <w:r>
         <w:t xml:space="preserve"> </w:t>
       </w:r>
-      <w:hyperlink r:id="rId165">
+      <w:hyperlink r:id="rId169">
         <w:r>
           <w:rPr>
             <w:rStyle w:val="Hyperlink"/>
@@ -22886,8 +22848,8 @@
         </w:r>
       </w:hyperlink>
     </w:p>
-    <w:bookmarkEnd w:id="166"/>
-    <w:bookmarkStart w:id="168" w:name="ref-wikipedia_scatter_plot"/>
+    <w:bookmarkEnd w:id="170"/>
+    <w:bookmarkStart w:id="172" w:name="ref-wikipedia_scatter_plot"/>
     <w:p>
       <w:pPr>
         <w:pStyle w:val="Bibliography"/>
@@ -22934,7 +22896,7 @@
       <w:r>
         <w:t xml:space="preserve"> </w:t>
       </w:r>
-      <w:hyperlink r:id="rId167">
+      <w:hyperlink r:id="rId171">
         <w:r>
           <w:rPr>
             <w:rStyle w:val="Hyperlink"/>
@@ -22943,8 +22905,8 @@
         </w:r>
       </w:hyperlink>
     </w:p>
-    <w:bookmarkEnd w:id="168"/>
-    <w:bookmarkStart w:id="170" w:name="X9c68751dcff429bb8eebfb08e71b6f746222990"/>
+    <w:bookmarkEnd w:id="172"/>
+    <w:bookmarkStart w:id="174" w:name="X9c68751dcff429bb8eebfb08e71b6f746222990"/>
     <w:p>
       <w:pPr>
         <w:pStyle w:val="Bibliography"/>
@@ -22991,7 +22953,7 @@
       <w:r>
         <w:t xml:space="preserve"> </w:t>
       </w:r>
-      <w:hyperlink r:id="rId169">
+      <w:hyperlink r:id="rId173">
         <w:r>
           <w:rPr>
             <w:rStyle w:val="Hyperlink"/>
@@ -23000,8 +22962,8 @@
         </w:r>
       </w:hyperlink>
     </w:p>
-    <w:bookmarkEnd w:id="170"/>
-    <w:bookmarkStart w:id="172" w:name="ref-wikipedia_contingency_table"/>
+    <w:bookmarkEnd w:id="174"/>
+    <w:bookmarkStart w:id="176" w:name="ref-wikipedia_contingency_table"/>
     <w:p>
       <w:pPr>
         <w:pStyle w:val="Bibliography"/>
@@ -23048,7 +23010,7 @@
       <w:r>
         <w:t xml:space="preserve"> </w:t>
       </w:r>
-      <w:hyperlink r:id="rId171">
+      <w:hyperlink r:id="rId175">
         <w:r>
           <w:rPr>
             <w:rStyle w:val="Hyperlink"/>
@@ -23057,8 +23019,8 @@
         </w:r>
       </w:hyperlink>
     </w:p>
-    <w:bookmarkEnd w:id="172"/>
-    <w:bookmarkStart w:id="174" w:name="ref-wikipedia_standard_score"/>
+    <w:bookmarkEnd w:id="176"/>
+    <w:bookmarkStart w:id="178" w:name="ref-wikipedia_standard_score"/>
     <w:p>
       <w:pPr>
         <w:pStyle w:val="Bibliography"/>
@@ -23105,7 +23067,7 @@
       <w:r>
         <w:t xml:space="preserve"> </w:t>
       </w:r>
-      <w:hyperlink r:id="rId173">
+      <w:hyperlink r:id="rId177">
         <w:r>
           <w:rPr>
             <w:rStyle w:val="Hyperlink"/>
@@ -23114,8 +23076,8 @@
         </w:r>
       </w:hyperlink>
     </w:p>
-    <w:bookmarkEnd w:id="174"/>
-    <w:bookmarkStart w:id="176" w:name="ref-james2021islr2e"/>
+    <w:bookmarkEnd w:id="178"/>
+    <w:bookmarkStart w:id="180" w:name="ref-james2021islr2e"/>
     <w:p>
       <w:pPr>
         <w:pStyle w:val="Bibliography"/>
@@ -23162,7 +23124,7 @@
       <w:r>
         <w:t xml:space="preserve"> </w:t>
       </w:r>
-      <w:hyperlink r:id="rId175">
+      <w:hyperlink r:id="rId179">
         <w:r>
           <w:rPr>
             <w:rStyle w:val="Hyperlink"/>
@@ -23174,8 +23136,8 @@
         <w:t xml:space="preserve">.</w:t>
       </w:r>
     </w:p>
-    <w:bookmarkEnd w:id="176"/>
-    <w:bookmarkStart w:id="177" w:name="ref-geron2017hands"/>
+    <w:bookmarkEnd w:id="180"/>
+    <w:bookmarkStart w:id="181" w:name="ref-geron2017hands"/>
     <w:p>
       <w:pPr>
         <w:pStyle w:val="Bibliography"/>
@@ -23248,8 +23210,8 @@
         <w:t xml:space="preserve">, 1st ed. O’Reilly Media, 2017.</w:t>
       </w:r>
     </w:p>
-    <w:bookmarkEnd w:id="177"/>
-    <w:bookmarkStart w:id="179" w:name="ref-wikipedia_feature_scaling"/>
+    <w:bookmarkEnd w:id="181"/>
+    <w:bookmarkStart w:id="183" w:name="ref-wikipedia_feature_scaling"/>
     <w:p>
       <w:pPr>
         <w:pStyle w:val="Bibliography"/>
@@ -23296,7 +23258,7 @@
       <w:r>
         <w:t xml:space="preserve"> </w:t>
       </w:r>
-      <w:hyperlink r:id="rId178">
+      <w:hyperlink r:id="rId182">
         <w:r>
           <w:rPr>
             <w:rStyle w:val="Hyperlink"/>
@@ -23305,9 +23267,9 @@
         </w:r>
       </w:hyperlink>
     </w:p>
-    <w:bookmarkEnd w:id="179"/>
-    <w:bookmarkEnd w:id="180"/>
-    <w:bookmarkEnd w:id="181"/>
+    <w:bookmarkEnd w:id="183"/>
+    <w:bookmarkEnd w:id="184"/>
+    <w:bookmarkEnd w:id="185"/>
     <w:sectPr>
       <w:footnotePr>
         <w:numRestart w:val="eachSect"/>
